--- a/dr/Резюме на дипломния проект.docx
+++ b/dr/Резюме на дипломния проект.docx
@@ -3,374 +3,371 @@
 <w:document xmlns:wpc="http://schemas.microsoft.com/office/word/2010/wordprocessingCanvas" xmlns:mc="http://schemas.openxmlformats.org/markup-compatibility/2006" xmlns:o="urn:schemas-microsoft-com:office:office" xmlns:r="http://schemas.openxmlformats.org/officeDocument/2006/relationships" xmlns:m="http://schemas.openxmlformats.org/officeDocument/2006/math" xmlns:v="urn:schemas-microsoft-com:vml" xmlns:wp14="http://schemas.microsoft.com/office/word/2010/wordprocessingDrawing" xmlns:wp="http://schemas.openxmlformats.org/drawingml/2006/wordprocessingDrawing" xmlns:w10="urn:schemas-microsoft-com:office:word" xmlns:w="http://schemas.openxmlformats.org/wordprocessingml/2006/main" xmlns:w14="http://schemas.microsoft.com/office/word/2010/wordml" xmlns:wpg="http://schemas.microsoft.com/office/word/2010/wordprocessingGroup" xmlns:wpi="http://schemas.microsoft.com/office/word/2010/wordprocessingInk" xmlns:wne="http://schemas.microsoft.com/office/word/2006/wordml" xmlns:wps="http://schemas.microsoft.com/office/word/2010/wordprocessingShape" mc:Ignorable="w14 wp14">
   <w:body>
     <w:p>
-      <w:r>
+      <w:pPr>
+        <w:jc w:val="center"/>
+        <w:rPr>
+          <w:color w:val="1F497D" w:themeColor="text2"/>
+          <w:sz w:val="28"/>
+          <w:szCs w:val="28"/>
+        </w:rPr>
+      </w:pPr>
+      <w:r>
+        <w:rPr>
+          <w:color w:val="1F497D" w:themeColor="text2"/>
+          <w:sz w:val="28"/>
+          <w:szCs w:val="28"/>
+        </w:rPr>
         <w:t>Резюме на дипломния проект</w:t>
       </w:r>
     </w:p>
     <w:p/>
     <w:p>
-      <w:r>
+      <w:pPr>
+        <w:rPr>
+          <w:rFonts w:ascii="Times New Roman" w:hAnsi="Times New Roman" w:cs="Times New Roman"/>
+          <w:color w:val="1F497D" w:themeColor="text2"/>
+          <w:sz w:val="24"/>
+          <w:szCs w:val="24"/>
+        </w:rPr>
+      </w:pPr>
+      <w:r>
+        <w:rPr>
+          <w:rFonts w:ascii="Times New Roman" w:hAnsi="Times New Roman" w:cs="Times New Roman"/>
+          <w:color w:val="1F497D" w:themeColor="text2"/>
+          <w:sz w:val="24"/>
+          <w:szCs w:val="24"/>
+        </w:rPr>
         <w:t>1.Представяне</w:t>
       </w:r>
     </w:p>
     <w:p>
-      <w:r>
+      <w:pPr>
+        <w:rPr>
+          <w:rFonts w:ascii="Times New Roman" w:hAnsi="Times New Roman" w:cs="Times New Roman"/>
+          <w:sz w:val="24"/>
+          <w:szCs w:val="24"/>
+        </w:rPr>
+      </w:pPr>
+      <w:r>
+        <w:rPr>
+          <w:rFonts w:ascii="Times New Roman" w:hAnsi="Times New Roman" w:cs="Times New Roman"/>
+          <w:sz w:val="24"/>
+          <w:szCs w:val="24"/>
+        </w:rPr>
         <w:t>Уважаема г-жо Директор, Уважаема комисия, уважаеми колеги(ако има такива)</w:t>
       </w:r>
     </w:p>
     <w:p>
-      <w:r>
+      <w:pPr>
+        <w:rPr>
+          <w:rFonts w:ascii="Times New Roman" w:hAnsi="Times New Roman" w:cs="Times New Roman"/>
+          <w:sz w:val="24"/>
+          <w:szCs w:val="24"/>
+        </w:rPr>
+      </w:pPr>
+      <w:r>
+        <w:rPr>
+          <w:rFonts w:ascii="Times New Roman" w:hAnsi="Times New Roman" w:cs="Times New Roman"/>
+          <w:sz w:val="24"/>
+          <w:szCs w:val="24"/>
+        </w:rPr>
         <w:t>Аз съм Мариела Стипцова</w:t>
       </w:r>
     </w:p>
     <w:p>
       <w:pPr>
-        <w:pStyle w:val="NoSpacing"/>
-        <w:ind w:left="851" w:hanging="851"/>
-        <w:jc w:val="both"/>
-        <w:rPr>
-          <w:sz w:val="28"/>
-          <w:szCs w:val="24"/>
-        </w:rPr>
-      </w:pPr>
-      <w:r>
-        <w:t xml:space="preserve">Темата на моят дипломен проет е </w:t>
-      </w:r>
-      <w:r>
-        <w:rPr>
-          <w:sz w:val="32"/>
-          <w:szCs w:val="24"/>
-        </w:rPr>
+        <w:rPr>
+          <w:rFonts w:ascii="Times New Roman" w:hAnsi="Times New Roman" w:cs="Times New Roman"/>
+          <w:sz w:val="24"/>
+          <w:szCs w:val="24"/>
+        </w:rPr>
+      </w:pPr>
+      <w:r>
+        <w:rPr>
+          <w:rFonts w:ascii="Times New Roman" w:hAnsi="Times New Roman" w:cs="Times New Roman"/>
+          <w:sz w:val="24"/>
+          <w:szCs w:val="24"/>
+        </w:rPr>
+        <w:t>Темата на моят дипломен проет е  „Django - концепция, общи принципи“</w:t>
+      </w:r>
+    </w:p>
+    <w:p>
+      <w:pPr>
+        <w:rPr>
+          <w:rFonts w:ascii="Times New Roman" w:hAnsi="Times New Roman" w:cs="Times New Roman"/>
+          <w:color w:val="1F497D" w:themeColor="text2"/>
+          <w:sz w:val="24"/>
+          <w:szCs w:val="24"/>
+        </w:rPr>
+      </w:pPr>
+      <w:r>
+        <w:rPr>
+          <w:rFonts w:ascii="Times New Roman" w:hAnsi="Times New Roman" w:cs="Times New Roman"/>
+          <w:color w:val="1F497D" w:themeColor="text2"/>
+          <w:sz w:val="24"/>
+          <w:szCs w:val="24"/>
+        </w:rPr>
+        <w:t>2.Увод</w:t>
+      </w:r>
+    </w:p>
+    <w:p>
+      <w:pPr>
+        <w:rPr>
+          <w:rFonts w:ascii="Times New Roman" w:hAnsi="Times New Roman" w:cs="Times New Roman"/>
+          <w:sz w:val="24"/>
+          <w:szCs w:val="24"/>
+        </w:rPr>
+      </w:pPr>
+      <w:r>
+        <w:rPr>
+          <w:rFonts w:ascii="Times New Roman" w:hAnsi="Times New Roman" w:cs="Times New Roman"/>
+          <w:sz w:val="24"/>
+          <w:szCs w:val="24"/>
+        </w:rPr>
+        <w:t xml:space="preserve">Моят дипломен </w:t>
+      </w:r>
+      <w:r>
+        <w:rPr>
+          <w:rFonts w:ascii="Times New Roman" w:hAnsi="Times New Roman" w:cs="Times New Roman"/>
+          <w:sz w:val="24"/>
+          <w:szCs w:val="24"/>
+        </w:rPr>
+        <w:t>проект е посветен на разработването на уеб платформа за блоговете с помощта на Django – мощен и модулен уеб фреймуърк за Python. Целта на проекта е да създаде функционална, сигурна и разширяема платформа, която позволява на потребителите да създават, редактират и публикуват свои блог постове, да коментират съдържанието и да взаимодействат с други потребители.</w:t>
+      </w:r>
+    </w:p>
+    <w:p>
+      <w:pPr>
+        <w:rPr>
+          <w:rFonts w:ascii="Times New Roman" w:hAnsi="Times New Roman" w:cs="Times New Roman"/>
+          <w:color w:val="1F497D" w:themeColor="text2"/>
+          <w:sz w:val="24"/>
+          <w:szCs w:val="24"/>
+        </w:rPr>
+      </w:pPr>
+      <w:r>
+        <w:rPr>
+          <w:rFonts w:ascii="Times New Roman" w:hAnsi="Times New Roman" w:cs="Times New Roman"/>
+          <w:color w:val="1F497D" w:themeColor="text2"/>
+          <w:sz w:val="24"/>
+          <w:szCs w:val="24"/>
+        </w:rPr>
+        <w:t xml:space="preserve">3.Структура </w:t>
+      </w:r>
+    </w:p>
+    <w:p>
+      <w:pPr>
+        <w:rPr>
+          <w:rFonts w:ascii="Times New Roman" w:hAnsi="Times New Roman" w:cs="Times New Roman"/>
+          <w:sz w:val="24"/>
+          <w:szCs w:val="24"/>
+        </w:rPr>
+      </w:pPr>
+      <w:r>
+        <w:rPr>
+          <w:rFonts w:ascii="Times New Roman" w:hAnsi="Times New Roman" w:cs="Times New Roman"/>
+          <w:sz w:val="24"/>
+          <w:szCs w:val="24"/>
+        </w:rPr>
+        <w:t>В проц</w:t>
+      </w:r>
+      <w:r>
+        <w:rPr>
+          <w:rFonts w:ascii="Times New Roman" w:hAnsi="Times New Roman" w:cs="Times New Roman"/>
+          <w:sz w:val="24"/>
+          <w:szCs w:val="24"/>
+        </w:rPr>
+        <w:t xml:space="preserve">еса на разработка ще разгледаме </w:t>
+      </w:r>
+      <w:r>
+        <w:rPr>
+          <w:rFonts w:ascii="Times New Roman" w:hAnsi="Times New Roman" w:cs="Times New Roman"/>
+          <w:sz w:val="24"/>
+          <w:szCs w:val="24"/>
+        </w:rPr>
+        <w:t>основните принципи на Django – модел-ретрафил, силна интеграция с базата данни, автоматиз</w:t>
+      </w:r>
+      <w:r>
+        <w:rPr>
+          <w:rFonts w:ascii="Times New Roman" w:hAnsi="Times New Roman" w:cs="Times New Roman"/>
+          <w:sz w:val="24"/>
+          <w:szCs w:val="24"/>
+        </w:rPr>
+        <w:t xml:space="preserve">ирана административна част и </w:t>
+      </w:r>
+      <w:r>
+        <w:rPr>
+          <w:rFonts w:ascii="Times New Roman" w:hAnsi="Times New Roman" w:cs="Times New Roman"/>
+          <w:sz w:val="24"/>
+          <w:szCs w:val="24"/>
+          <w:lang w:val="en-US"/>
+        </w:rPr>
+        <w:t>ORM</w:t>
+      </w:r>
+      <w:r>
+        <w:rPr>
+          <w:rFonts w:ascii="Times New Roman" w:hAnsi="Times New Roman" w:cs="Times New Roman"/>
+          <w:sz w:val="24"/>
+          <w:szCs w:val="24"/>
+        </w:rPr>
+        <w:t xml:space="preserve"> за управление на данните. Проектът включва изграждането на модели за блог постове, коментари и потребители, както и създаване на функционалности за регистрация, вход и управление на проф</w:t>
+      </w:r>
+      <w:r>
+        <w:rPr>
+          <w:rFonts w:ascii="Times New Roman" w:hAnsi="Times New Roman" w:cs="Times New Roman"/>
+          <w:sz w:val="24"/>
+          <w:szCs w:val="24"/>
+        </w:rPr>
+        <w:t>или. Особено внимание отделяме</w:t>
+      </w:r>
+      <w:r>
+        <w:rPr>
+          <w:rFonts w:ascii="Times New Roman" w:hAnsi="Times New Roman" w:cs="Times New Roman"/>
+          <w:sz w:val="24"/>
+          <w:szCs w:val="24"/>
+        </w:rPr>
+        <w:t xml:space="preserve"> и на сигурността, валидирането на данните и защита срещу стандартни уеб заплахи като CSRF и SQL инжекции.</w:t>
+      </w:r>
+    </w:p>
+    <w:p>
+      <w:pPr>
+        <w:rPr>
+          <w:rFonts w:ascii="Times New Roman" w:hAnsi="Times New Roman" w:cs="Times New Roman"/>
+          <w:color w:val="1F497D" w:themeColor="text2"/>
+          <w:sz w:val="24"/>
+          <w:szCs w:val="24"/>
+        </w:rPr>
+      </w:pPr>
+      <w:r>
+        <w:rPr>
+          <w:rFonts w:ascii="Times New Roman" w:hAnsi="Times New Roman" w:cs="Times New Roman"/>
+          <w:color w:val="1F497D" w:themeColor="text2"/>
+          <w:sz w:val="24"/>
+          <w:szCs w:val="24"/>
+        </w:rPr>
+        <w:t xml:space="preserve">4. Обща теория </w:t>
+      </w:r>
+    </w:p>
+    <w:p>
+      <w:pPr>
+        <w:rPr>
+          <w:rFonts w:ascii="Times New Roman" w:hAnsi="Times New Roman" w:cs="Times New Roman"/>
+          <w:sz w:val="24"/>
+          <w:szCs w:val="24"/>
+        </w:rPr>
+      </w:pPr>
+      <w:r>
+        <w:rPr>
+          <w:rFonts w:ascii="Times New Roman" w:hAnsi="Times New Roman" w:cs="Times New Roman"/>
+          <w:sz w:val="24"/>
+          <w:szCs w:val="24"/>
+        </w:rPr>
+        <w:t>Допълнително е реализирана административна част за лесно управление на съдържанието, която дава възможност за бърза модификация и преглед на всички данни. За по-доброто потребителско изживяване е въведена система за аутентикация и различни нива на достъп, които гарантират индивидуално и сигурно взаимодействие с платформата.</w:t>
+      </w:r>
+    </w:p>
+    <w:p>
+      <w:pPr>
+        <w:rPr>
+          <w:rFonts w:ascii="Times New Roman" w:hAnsi="Times New Roman" w:cs="Times New Roman"/>
+          <w:sz w:val="24"/>
+          <w:szCs w:val="24"/>
+        </w:rPr>
+      </w:pPr>
+      <w:r>
+        <w:rPr>
+          <w:rFonts w:ascii="Times New Roman" w:hAnsi="Times New Roman" w:cs="Times New Roman"/>
+          <w:sz w:val="24"/>
+          <w:szCs w:val="24"/>
+        </w:rPr>
+        <w:t>Проектът демонстрира как с помощта на Django могат да се създадат съвременни уеб решения с богати функционалности. Включени са примери за реализирани задачи, като създаване на нов пост, редактиране и изтриване, както и възможност за публикуване на коментари. От аспект на развитие, проектът е изпълним и мащабируем, като е оставена възможност за добавяне на нови функции като търсене, нотификации и други.</w:t>
+      </w:r>
+    </w:p>
+    <w:p>
+      <w:pPr>
+        <w:rPr>
+          <w:rFonts w:ascii="Times New Roman" w:hAnsi="Times New Roman" w:cs="Times New Roman"/>
+          <w:color w:val="1F497D" w:themeColor="text2"/>
+          <w:sz w:val="24"/>
+          <w:szCs w:val="24"/>
+        </w:rPr>
+      </w:pPr>
+      <w:r>
+        <w:rPr>
+          <w:rFonts w:ascii="Times New Roman" w:hAnsi="Times New Roman" w:cs="Times New Roman"/>
+          <w:color w:val="1F497D" w:themeColor="text2"/>
+          <w:sz w:val="24"/>
+          <w:szCs w:val="24"/>
+        </w:rPr>
+        <w:t>5. Заключение</w:t>
+      </w:r>
+    </w:p>
+    <w:p>
+      <w:pPr>
+        <w:rPr>
+          <w:rFonts w:ascii="Times New Roman" w:hAnsi="Times New Roman" w:cs="Times New Roman"/>
+        </w:rPr>
+      </w:pPr>
+      <w:r>
+        <w:rPr>
+          <w:rFonts w:ascii="Times New Roman" w:hAnsi="Times New Roman" w:cs="Times New Roman"/>
+          <w:sz w:val="24"/>
+          <w:szCs w:val="24"/>
+        </w:rPr>
+        <w:t>Накратко в моят дипломен проект</w:t>
+      </w:r>
+      <w:r>
+        <w:rPr>
+          <w:rFonts w:ascii="Times New Roman" w:hAnsi="Times New Roman" w:cs="Times New Roman"/>
+          <w:sz w:val="24"/>
+          <w:szCs w:val="24"/>
+        </w:rPr>
+        <w:t xml:space="preserve">, разработката представлява цялостно решение за блог платформа, илюстриращо потенциала на Django като инструмент за създаване на мощни уеб приложения. Проектът има практическа стойност както за учебни цели, така </w:t>
+      </w:r>
+      <w:r>
+        <w:rPr>
+          <w:rFonts w:ascii="Times New Roman" w:hAnsi="Times New Roman" w:cs="Times New Roman"/>
+          <w:sz w:val="24"/>
+          <w:szCs w:val="24"/>
+        </w:rPr>
+        <w:lastRenderedPageBreak/>
+        <w:t>и за бъдещи</w:t>
+      </w:r>
+      <w:r>
         <w:t xml:space="preserve"> </w:t>
       </w:r>
       <w:r>
         <w:rPr>
-          <w:sz w:val="32"/>
-          <w:szCs w:val="24"/>
-        </w:rPr>
-        <w:t>„</w:t>
-      </w:r>
-      <w:r>
-        <w:rPr>
-          <w:sz w:val="28"/>
-          <w:szCs w:val="24"/>
-        </w:rPr>
-        <w:t>Django - концепция, общи принципи</w:t>
-      </w:r>
-      <w:r>
-        <w:rPr>
-          <w:sz w:val="28"/>
-          <w:szCs w:val="24"/>
-        </w:rPr>
-        <w:t>“</w:t>
-      </w:r>
-    </w:p>
-    <w:p>
-      <w:pPr>
-        <w:pStyle w:val="NoSpacing"/>
-        <w:ind w:left="851" w:hanging="851"/>
-        <w:jc w:val="both"/>
-        <w:rPr>
-          <w:sz w:val="28"/>
-          <w:szCs w:val="24"/>
-        </w:rPr>
-      </w:pPr>
-    </w:p>
-    <w:p>
-      <w:pPr>
-        <w:pStyle w:val="NoSpacing"/>
-        <w:ind w:left="851" w:hanging="851"/>
-        <w:jc w:val="both"/>
-        <w:rPr>
-          <w:sz w:val="28"/>
-          <w:szCs w:val="24"/>
-        </w:rPr>
-      </w:pPr>
-    </w:p>
-    <w:p>
-      <w:pPr>
-        <w:pStyle w:val="NoSpacing"/>
-        <w:ind w:left="851" w:hanging="851"/>
-        <w:jc w:val="both"/>
-        <w:rPr>
-          <w:sz w:val="28"/>
-          <w:szCs w:val="24"/>
-        </w:rPr>
-      </w:pPr>
-      <w:r>
-        <w:rPr>
-          <w:sz w:val="28"/>
-          <w:szCs w:val="24"/>
-        </w:rPr>
-        <w:t>2.Увод</w:t>
-      </w:r>
-    </w:p>
-    <w:p>
-      <w:pPr>
-        <w:pStyle w:val="NormalWeb"/>
-        <w:pBdr>
-          <w:top w:val="single" w:sz="2" w:space="0" w:color="E5E7EB"/>
-          <w:left w:val="single" w:sz="2" w:space="0" w:color="E5E7EB"/>
-          <w:bottom w:val="single" w:sz="2" w:space="0" w:color="E5E7EB"/>
-          <w:right w:val="single" w:sz="2" w:space="0" w:color="E5E7EB"/>
-        </w:pBdr>
-        <w:shd w:val="clear" w:color="auto" w:fill="FFFFFF"/>
-        <w:spacing w:before="0" w:beforeAutospacing="0" w:after="240" w:afterAutospacing="0"/>
-        <w:rPr>
-          <w:rFonts w:ascii="Segoe UI" w:hAnsi="Segoe UI" w:cs="Segoe UI"/>
-        </w:rPr>
-      </w:pPr>
-      <w:r>
-        <w:rPr>
-          <w:rFonts w:ascii="Segoe UI" w:hAnsi="Segoe UI" w:cs="Segoe UI"/>
-        </w:rPr>
-        <w:t xml:space="preserve">Моят дипломен </w:t>
-      </w:r>
-      <w:r>
-        <w:rPr>
-          <w:rFonts w:ascii="Segoe UI" w:hAnsi="Segoe UI" w:cs="Segoe UI"/>
-        </w:rPr>
-        <w:t>проект е посветен на разработването на уеб платформа за блоговете с помощта на Django – мощен и модулен уеб фреймуърк за Python. Целта на проекта е да създаде функционална, сигурна и разширяема платформа, която позволява на потребителите да създават, редактират и публикуват свои блог постове, да коментират съдържанието и да взаимодействат с други потребители.</w:t>
-      </w:r>
-    </w:p>
-    <w:p>
-      <w:pPr>
-        <w:pStyle w:val="NormalWeb"/>
-        <w:pBdr>
-          <w:top w:val="single" w:sz="2" w:space="0" w:color="E5E7EB"/>
-          <w:left w:val="single" w:sz="2" w:space="0" w:color="E5E7EB"/>
-          <w:bottom w:val="single" w:sz="2" w:space="0" w:color="E5E7EB"/>
-          <w:right w:val="single" w:sz="2" w:space="0" w:color="E5E7EB"/>
-        </w:pBdr>
-        <w:shd w:val="clear" w:color="auto" w:fill="FFFFFF"/>
-        <w:spacing w:before="0" w:beforeAutospacing="0" w:after="240" w:afterAutospacing="0"/>
-        <w:rPr>
-          <w:rFonts w:ascii="Segoe UI" w:hAnsi="Segoe UI" w:cs="Segoe UI"/>
-        </w:rPr>
-      </w:pPr>
-      <w:r>
-        <w:rPr>
-          <w:rFonts w:ascii="Segoe UI" w:hAnsi="Segoe UI" w:cs="Segoe UI"/>
-        </w:rPr>
-        <w:t xml:space="preserve">3.Структура </w:t>
-      </w:r>
-    </w:p>
-    <w:p>
-      <w:pPr>
-        <w:pStyle w:val="NormalWeb"/>
-        <w:pBdr>
-          <w:top w:val="single" w:sz="2" w:space="0" w:color="E5E7EB"/>
-          <w:left w:val="single" w:sz="2" w:space="0" w:color="E5E7EB"/>
-          <w:bottom w:val="single" w:sz="2" w:space="0" w:color="E5E7EB"/>
-          <w:right w:val="single" w:sz="2" w:space="0" w:color="E5E7EB"/>
-        </w:pBdr>
-        <w:shd w:val="clear" w:color="auto" w:fill="FFFFFF"/>
-        <w:spacing w:before="0" w:beforeAutospacing="0" w:after="240" w:afterAutospacing="0"/>
-        <w:rPr>
-          <w:rFonts w:ascii="Segoe UI" w:hAnsi="Segoe UI" w:cs="Segoe UI"/>
-        </w:rPr>
-      </w:pPr>
-      <w:r>
-        <w:rPr>
-          <w:rFonts w:ascii="Segoe UI" w:hAnsi="Segoe UI" w:cs="Segoe UI"/>
-        </w:rPr>
-        <w:t>В проц</w:t>
-      </w:r>
-      <w:r>
-        <w:rPr>
-          <w:rFonts w:ascii="Segoe UI" w:hAnsi="Segoe UI" w:cs="Segoe UI"/>
-        </w:rPr>
-        <w:t xml:space="preserve">еса на разработка ще разгледаме </w:t>
-      </w:r>
-      <w:r>
-        <w:rPr>
-          <w:rFonts w:ascii="Segoe UI" w:hAnsi="Segoe UI" w:cs="Segoe UI"/>
-        </w:rPr>
-        <w:t>основните принципи на Django – модел-ретрафил, силна интеграция с базата данни, автоматиз</w:t>
-      </w:r>
-      <w:r>
-        <w:rPr>
-          <w:rFonts w:ascii="Segoe UI" w:hAnsi="Segoe UI" w:cs="Segoe UI"/>
-        </w:rPr>
-        <w:t xml:space="preserve">ирана административна част и </w:t>
-      </w:r>
-      <w:r>
-        <w:rPr>
-          <w:rFonts w:ascii="Segoe UI" w:hAnsi="Segoe UI" w:cs="Segoe UI"/>
-          <w:lang w:val="en-US"/>
-        </w:rPr>
-        <w:t>ORM</w:t>
-      </w:r>
-      <w:r>
-        <w:rPr>
-          <w:rFonts w:ascii="Segoe UI" w:hAnsi="Segoe UI" w:cs="Segoe UI"/>
-        </w:rPr>
-        <w:t xml:space="preserve"> за управление на данните. Проектът включва изграждането на модели за блог постове, коментари и потребители, както и създаване на функционалности за регистрация, вход и управление на проф</w:t>
-      </w:r>
-      <w:r>
-        <w:rPr>
-          <w:rFonts w:ascii="Segoe UI" w:hAnsi="Segoe UI" w:cs="Segoe UI"/>
-        </w:rPr>
-        <w:t>или. Особено внимание отделяме</w:t>
-      </w:r>
-      <w:r>
-        <w:rPr>
-          <w:rFonts w:ascii="Segoe UI" w:hAnsi="Segoe UI" w:cs="Segoe UI"/>
-        </w:rPr>
-        <w:t xml:space="preserve"> и на сигурността, валидирането на данните и защита срещу стандартни уеб заплахи като CSRF и SQL инжекции.</w:t>
-      </w:r>
-    </w:p>
-    <w:p>
-      <w:pPr>
-        <w:pStyle w:val="NormalWeb"/>
-        <w:pBdr>
-          <w:top w:val="single" w:sz="2" w:space="0" w:color="E5E7EB"/>
-          <w:left w:val="single" w:sz="2" w:space="0" w:color="E5E7EB"/>
-          <w:bottom w:val="single" w:sz="2" w:space="0" w:color="E5E7EB"/>
-          <w:right w:val="single" w:sz="2" w:space="0" w:color="E5E7EB"/>
-        </w:pBdr>
-        <w:shd w:val="clear" w:color="auto" w:fill="FFFFFF"/>
-        <w:spacing w:before="0" w:beforeAutospacing="0" w:after="240" w:afterAutospacing="0"/>
-        <w:rPr>
-          <w:rFonts w:ascii="Segoe UI" w:hAnsi="Segoe UI" w:cs="Segoe UI"/>
-        </w:rPr>
-      </w:pPr>
-      <w:r>
-        <w:rPr>
-          <w:rFonts w:ascii="Segoe UI" w:hAnsi="Segoe UI" w:cs="Segoe UI"/>
-        </w:rPr>
-        <w:t xml:space="preserve">4. Обща теория </w:t>
-      </w:r>
-    </w:p>
-    <w:p>
-      <w:pPr>
-        <w:pStyle w:val="NormalWeb"/>
-        <w:pBdr>
-          <w:top w:val="single" w:sz="2" w:space="0" w:color="E5E7EB"/>
-          <w:left w:val="single" w:sz="2" w:space="0" w:color="E5E7EB"/>
-          <w:bottom w:val="single" w:sz="2" w:space="0" w:color="E5E7EB"/>
-          <w:right w:val="single" w:sz="2" w:space="0" w:color="E5E7EB"/>
-        </w:pBdr>
-        <w:shd w:val="clear" w:color="auto" w:fill="FFFFFF"/>
-        <w:spacing w:before="0" w:beforeAutospacing="0" w:after="240" w:afterAutospacing="0"/>
-        <w:rPr>
-          <w:rFonts w:ascii="Segoe UI" w:hAnsi="Segoe UI" w:cs="Segoe UI"/>
-        </w:rPr>
-      </w:pPr>
-      <w:r>
-        <w:rPr>
-          <w:rFonts w:ascii="Segoe UI" w:hAnsi="Segoe UI" w:cs="Segoe UI"/>
-        </w:rPr>
-        <w:t>Допълнително е реализирана административна част за лесно управление на съдържанието, която дава възможност за бърза модификация и преглед на всички данни. За по-доброто потребителско изживяване е въведена система за аутентикация и различни нива на достъп, които гарантират индивидуално и сигурно взаимодействие с платформата.</w:t>
-      </w:r>
-    </w:p>
-    <w:p>
-      <w:pPr>
-        <w:pStyle w:val="NormalWeb"/>
-        <w:pBdr>
-          <w:top w:val="single" w:sz="2" w:space="0" w:color="E5E7EB"/>
-          <w:left w:val="single" w:sz="2" w:space="0" w:color="E5E7EB"/>
-          <w:bottom w:val="single" w:sz="2" w:space="0" w:color="E5E7EB"/>
-          <w:right w:val="single" w:sz="2" w:space="0" w:color="E5E7EB"/>
-        </w:pBdr>
-        <w:shd w:val="clear" w:color="auto" w:fill="FFFFFF"/>
-        <w:spacing w:before="0" w:beforeAutospacing="0" w:after="240" w:afterAutospacing="0"/>
-        <w:rPr>
-          <w:rFonts w:ascii="Segoe UI" w:hAnsi="Segoe UI" w:cs="Segoe UI"/>
-        </w:rPr>
-      </w:pPr>
-      <w:r>
-        <w:rPr>
-          <w:rFonts w:ascii="Segoe UI" w:hAnsi="Segoe UI" w:cs="Segoe UI"/>
-        </w:rPr>
-        <w:t>Проектът демонстрира как с помощта на Django могат да се създадат съвременни уеб решения с богати функционалности. Включени са примери за реализирани задачи, като създаване на нов пост, редактиране и изтриване, както и възможност за публикуване на коментари. От аспект на развитие, проектът е изпълним и мащабируем, като е оставена възможност за добавяне на нови функции като търсене, нотификации и други.</w:t>
-      </w:r>
-    </w:p>
-    <w:p>
-      <w:pPr>
-        <w:pStyle w:val="NormalWeb"/>
-        <w:pBdr>
-          <w:top w:val="single" w:sz="2" w:space="0" w:color="E5E7EB"/>
-          <w:left w:val="single" w:sz="2" w:space="0" w:color="E5E7EB"/>
-          <w:bottom w:val="single" w:sz="2" w:space="0" w:color="E5E7EB"/>
-          <w:right w:val="single" w:sz="2" w:space="0" w:color="E5E7EB"/>
-        </w:pBdr>
-        <w:shd w:val="clear" w:color="auto" w:fill="FFFFFF"/>
-        <w:spacing w:before="0" w:beforeAutospacing="0" w:after="240" w:afterAutospacing="0"/>
-        <w:rPr>
-          <w:rFonts w:ascii="Segoe UI" w:hAnsi="Segoe UI" w:cs="Segoe UI"/>
-        </w:rPr>
-      </w:pPr>
-      <w:r>
-        <w:rPr>
-          <w:rFonts w:ascii="Segoe UI" w:hAnsi="Segoe UI" w:cs="Segoe UI"/>
-        </w:rPr>
-        <w:lastRenderedPageBreak/>
-        <w:t>5. Заключение</w:t>
-      </w:r>
-    </w:p>
-    <w:p>
-      <w:pPr>
-        <w:pStyle w:val="NormalWeb"/>
-        <w:pBdr>
-          <w:top w:val="single" w:sz="2" w:space="0" w:color="E5E7EB"/>
-          <w:left w:val="single" w:sz="2" w:space="0" w:color="E5E7EB"/>
-          <w:bottom w:val="single" w:sz="2" w:space="0" w:color="E5E7EB"/>
-          <w:right w:val="single" w:sz="2" w:space="0" w:color="E5E7EB"/>
-        </w:pBdr>
-        <w:shd w:val="clear" w:color="auto" w:fill="FFFFFF"/>
-        <w:spacing w:before="0" w:beforeAutospacing="0" w:after="240" w:afterAutospacing="0"/>
-        <w:rPr>
-          <w:rFonts w:ascii="Segoe UI" w:hAnsi="Segoe UI" w:cs="Segoe UI"/>
-        </w:rPr>
-      </w:pPr>
-      <w:r>
-        <w:rPr>
-          <w:rFonts w:ascii="Segoe UI" w:hAnsi="Segoe UI" w:cs="Segoe UI"/>
-        </w:rPr>
-        <w:t>Накратко в моят дипломен проект</w:t>
-      </w:r>
-      <w:r>
-        <w:rPr>
-          <w:rFonts w:ascii="Segoe UI" w:hAnsi="Segoe UI" w:cs="Segoe UI"/>
-        </w:rPr>
-        <w:t>, разработката представлява цялостно решение за блог платформа, илюстриращо потенциала на Django като инструмент за създаване на мощни уеб приложения. Проектът има практическа стойност както за учебни цели, така и за бъдещи професионални приложения, като предлага солидна основа за развитието на по-сложни платформи и системи.</w:t>
-      </w:r>
-    </w:p>
-    <w:p>
-      <w:pPr>
-        <w:pStyle w:val="NormalWeb"/>
-        <w:pBdr>
-          <w:top w:val="single" w:sz="2" w:space="0" w:color="E5E7EB"/>
-          <w:left w:val="single" w:sz="2" w:space="0" w:color="E5E7EB"/>
-          <w:bottom w:val="single" w:sz="2" w:space="0" w:color="E5E7EB"/>
-          <w:right w:val="single" w:sz="2" w:space="0" w:color="E5E7EB"/>
-        </w:pBdr>
-        <w:shd w:val="clear" w:color="auto" w:fill="FFFFFF"/>
-        <w:spacing w:before="0" w:beforeAutospacing="0" w:after="240" w:afterAutospacing="0"/>
-        <w:rPr>
-          <w:rFonts w:ascii="Segoe UI" w:hAnsi="Segoe UI" w:cs="Segoe UI"/>
-        </w:rPr>
-      </w:pPr>
-      <w:r>
-        <w:rPr>
-          <w:rFonts w:ascii="Segoe UI" w:hAnsi="Segoe UI" w:cs="Segoe UI"/>
+          <w:rFonts w:ascii="Times New Roman" w:hAnsi="Times New Roman" w:cs="Times New Roman"/>
+        </w:rPr>
+        <w:t>професионални приложения, като предлага солидна основа за развитието на по-сложни платформи и системи.</w:t>
+      </w:r>
+    </w:p>
+    <w:p>
+      <w:pPr>
+        <w:rPr>
+          <w:rFonts w:ascii="Times New Roman" w:hAnsi="Times New Roman" w:cs="Times New Roman"/>
+          <w:color w:val="1F497D" w:themeColor="text2"/>
+        </w:rPr>
+      </w:pPr>
+      <w:r>
+        <w:rPr>
+          <w:rFonts w:ascii="Times New Roman" w:hAnsi="Times New Roman" w:cs="Times New Roman"/>
+          <w:color w:val="1F497D" w:themeColor="text2"/>
         </w:rPr>
         <w:t>6.Финал</w:t>
       </w:r>
     </w:p>
     <w:p>
       <w:pPr>
-        <w:pStyle w:val="NoSpacing"/>
-        <w:ind w:left="851" w:hanging="851"/>
-        <w:jc w:val="both"/>
-        <w:rPr>
-          <w:sz w:val="24"/>
-          <w:szCs w:val="24"/>
-        </w:rPr>
-      </w:pPr>
-      <w:r>
-        <w:rPr>
+        <w:rPr>
+          <w:rFonts w:ascii="Times New Roman" w:hAnsi="Times New Roman" w:cs="Times New Roman"/>
+          <w:sz w:val="24"/>
+          <w:szCs w:val="24"/>
+        </w:rPr>
+      </w:pPr>
+      <w:bookmarkStart w:id="0" w:name="_GoBack"/>
+      <w:r>
+        <w:rPr>
+          <w:rFonts w:ascii="Times New Roman" w:hAnsi="Times New Roman" w:cs="Times New Roman"/>
           <w:sz w:val="24"/>
           <w:szCs w:val="24"/>
         </w:rPr>
@@ -379,24 +376,22 @@
     </w:p>
     <w:p>
       <w:pPr>
-        <w:pStyle w:val="NoSpacing"/>
-        <w:ind w:left="851" w:hanging="851"/>
-        <w:jc w:val="both"/>
-        <w:rPr>
-          <w:sz w:val="24"/>
-          <w:szCs w:val="24"/>
-        </w:rPr>
-      </w:pPr>
-      <w:r>
-        <w:rPr>
+        <w:rPr>
+          <w:rFonts w:ascii="Times New Roman" w:hAnsi="Times New Roman" w:cs="Times New Roman"/>
+          <w:sz w:val="24"/>
+          <w:szCs w:val="24"/>
+        </w:rPr>
+      </w:pPr>
+      <w:r>
+        <w:rPr>
+          <w:rFonts w:ascii="Times New Roman" w:hAnsi="Times New Roman" w:cs="Times New Roman"/>
           <w:sz w:val="24"/>
           <w:szCs w:val="24"/>
         </w:rPr>
         <w:t>Ако имате въпроси съм готова да ви отговоря!</w:t>
       </w:r>
-      <w:bookmarkStart w:id="0" w:name="_GoBack"/>
-      <w:bookmarkEnd w:id="0"/>
-    </w:p>
+    </w:p>
+    <w:bookmarkEnd w:id="0"/>
     <w:p/>
     <w:sectPr>
       <w:pgSz w:w="11906" w:h="16838"/>
